--- a/Resources for third graders.docx
+++ b/Resources for third graders.docx
@@ -470,7 +470,23 @@
           <w:rFonts w:ascii="Aptos" w:eastAsia="Aptos" w:hAnsi="Aptos" w:cs="Aptos"/>
           <w:lang w:val="es-CO"/>
         </w:rPr>
-        <w:t>su respuesta es correcta o no. Minimo unos 8 sets, pero que se abra en una ventanita como emergente en el sitio web y que</w:t>
+        <w:t xml:space="preserve">su respuesta es correcta o no. </w:t>
+      </w:r>
+      <w:proofErr w:type="spellStart"/>
+      <w:r>
+        <w:rPr>
+          <w:rFonts w:ascii="Aptos" w:eastAsia="Aptos" w:hAnsi="Aptos" w:cs="Aptos"/>
+          <w:lang w:val="es-CO"/>
+        </w:rPr>
+        <w:t>Minimo</w:t>
+      </w:r>
+      <w:proofErr w:type="spellEnd"/>
+      <w:r>
+        <w:rPr>
+          <w:rFonts w:ascii="Aptos" w:eastAsia="Aptos" w:hAnsi="Aptos" w:cs="Aptos"/>
+          <w:lang w:val="es-CO"/>
+        </w:rPr>
+        <w:t xml:space="preserve"> unos 8 sets, pero que se abra en una ventanita como emergente en el sitio web y que</w:t>
       </w:r>
       <w:r>
         <w:rPr>
@@ -605,8 +621,16 @@
         <w:rPr>
           <w:lang w:val="es-CO"/>
         </w:rPr>
-        <w:t>Word Problems</w:t>
-      </w:r>
+        <w:t xml:space="preserve">Word </w:t>
+      </w:r>
+      <w:proofErr w:type="spellStart"/>
+      <w:r>
+        <w:rPr>
+          <w:lang w:val="es-CO"/>
+        </w:rPr>
+        <w:t>Problems</w:t>
+      </w:r>
+      <w:proofErr w:type="spellEnd"/>
     </w:p>
     <w:p>
       <w:pPr>
@@ -1661,16 +1685,24 @@
           <w:lang w:val="es-CO"/>
         </w:rPr>
       </w:pPr>
+      <w:proofErr w:type="spellStart"/>
       <w:r>
         <w:rPr>
           <w:lang w:val="es-CO"/>
         </w:rPr>
-        <w:t>Aqui quiero que muestres c</w:t>
-      </w:r>
+        <w:t>Aqui</w:t>
+      </w:r>
+      <w:proofErr w:type="spellEnd"/>
       <w:r>
         <w:rPr>
           <w:lang w:val="es-CO"/>
         </w:rPr>
+        <w:t xml:space="preserve"> quiero que muestres c</w:t>
+      </w:r>
+      <w:r>
+        <w:rPr>
+          <w:lang w:val="es-CO"/>
+        </w:rPr>
         <w:t xml:space="preserve">omo tipo las celdas de </w:t>
       </w:r>
       <w:r>
@@ -1697,13 +1729,41 @@
         <w:rPr>
           <w:lang w:val="es-CO"/>
         </w:rPr>
-        <w:t xml:space="preserve"> como seleccionar los cuadros de alto y de ancho y lo deben resolver con el coso visual que les dejemos, tu les muestras una multiplicación al azar</w:t>
-      </w:r>
+        <w:t xml:space="preserve"> como seleccionar los cuadros de alto y de ancho y lo deben resolver con el coso visual que les dejemos, </w:t>
+      </w:r>
+      <w:proofErr w:type="spellStart"/>
       <w:r>
         <w:rPr>
           <w:lang w:val="es-CO"/>
         </w:rPr>
-        <w:t xml:space="preserve"> de dos números entre 1 y 10 máximo, de modo que la cuadricula tendrá que ser de 100x100 por si acaso sale 10x10 y mostrarle a medida que va seleccionado la rta para que sepan</w:t>
+        <w:t>tu</w:t>
+      </w:r>
+      <w:proofErr w:type="spellEnd"/>
+      <w:r>
+        <w:rPr>
+          <w:lang w:val="es-CO"/>
+        </w:rPr>
+        <w:t xml:space="preserve"> les muestras una multiplicación al azar</w:t>
+      </w:r>
+      <w:r>
+        <w:rPr>
+          <w:lang w:val="es-CO"/>
+        </w:rPr>
+        <w:t xml:space="preserve"> de dos números entre 1 y 10 máximo, de modo que la cuadricula tendrá que ser de 100x100 por si acaso sale 10x10 y mostrarle a medida que va seleccionado la </w:t>
+      </w:r>
+      <w:proofErr w:type="spellStart"/>
+      <w:r>
+        <w:rPr>
+          <w:lang w:val="es-CO"/>
+        </w:rPr>
+        <w:t>rta</w:t>
+      </w:r>
+      <w:proofErr w:type="spellEnd"/>
+      <w:r>
+        <w:rPr>
+          <w:lang w:val="es-CO"/>
+        </w:rPr>
+        <w:t xml:space="preserve"> para que sepan</w:t>
       </w:r>
       <w:r>
         <w:rPr>
@@ -1751,8 +1811,18 @@
           <w:bCs/>
           <w:lang w:val="es-CO"/>
         </w:rPr>
-        <w:t>. Play and learn</w:t>
-      </w:r>
+        <w:t xml:space="preserve">. Play and </w:t>
+      </w:r>
+      <w:proofErr w:type="spellStart"/>
+      <w:r>
+        <w:rPr>
+          <w:b/>
+          <w:bCs/>
+          <w:lang w:val="es-CO"/>
+        </w:rPr>
+        <w:t>learn</w:t>
+      </w:r>
+      <w:proofErr w:type="spellEnd"/>
     </w:p>
     <w:p>
       <w:pPr>
@@ -1915,13 +1985,47 @@
         </w:rPr>
       </w:pPr>
       <w:hyperlink r:id="rId44" w:history="1">
+        <w:proofErr w:type="spellStart"/>
         <w:r>
           <w:rPr>
             <w:rStyle w:val="Hipervnculo"/>
             <w:lang w:val="es-CO"/>
           </w:rPr>
-          <w:t>Math Drills – Times Tables Worksheets</w:t>
+          <w:t>Math</w:t>
         </w:r>
+        <w:proofErr w:type="spellEnd"/>
+        <w:r>
+          <w:rPr>
+            <w:rStyle w:val="Hipervnculo"/>
+            <w:lang w:val="es-CO"/>
+          </w:rPr>
+          <w:t xml:space="preserve"> </w:t>
+        </w:r>
+        <w:proofErr w:type="spellStart"/>
+        <w:r>
+          <w:rPr>
+            <w:rStyle w:val="Hipervnculo"/>
+            <w:lang w:val="es-CO"/>
+          </w:rPr>
+          <w:t>Drills</w:t>
+        </w:r>
+        <w:proofErr w:type="spellEnd"/>
+        <w:r>
+          <w:rPr>
+            <w:rStyle w:val="Hipervnculo"/>
+            <w:lang w:val="es-CO"/>
+          </w:rPr>
+          <w:t xml:space="preserve"> – Times Tables </w:t>
+        </w:r>
+        <w:proofErr w:type="spellStart"/>
+        <w:r>
+          <w:rPr>
+            <w:rStyle w:val="Hipervnculo"/>
+            <w:lang w:val="es-CO"/>
+          </w:rPr>
+          <w:t>Worksheets</w:t>
+        </w:r>
+        <w:proofErr w:type="spellEnd"/>
       </w:hyperlink>
     </w:p>
     <w:p>
@@ -2006,7 +2110,49 @@
         <w:rPr>
           <w:lang w:val="es-CO"/>
         </w:rPr>
-        <w:t>2s = counting by twos (2, 4, 6, 8, 10…)</w:t>
+        <w:t xml:space="preserve">2s = </w:t>
+      </w:r>
+      <w:proofErr w:type="spellStart"/>
+      <w:r>
+        <w:rPr>
+          <w:lang w:val="es-CO"/>
+        </w:rPr>
+        <w:t>counting</w:t>
+      </w:r>
+      <w:proofErr w:type="spellEnd"/>
+      <w:r>
+        <w:rPr>
+          <w:lang w:val="es-CO"/>
+        </w:rPr>
+        <w:t xml:space="preserve"> </w:t>
+      </w:r>
+      <w:proofErr w:type="spellStart"/>
+      <w:r>
+        <w:rPr>
+          <w:lang w:val="es-CO"/>
+        </w:rPr>
+        <w:t>by</w:t>
+      </w:r>
+      <w:proofErr w:type="spellEnd"/>
+      <w:r>
+        <w:rPr>
+          <w:lang w:val="es-CO"/>
+        </w:rPr>
+        <w:t xml:space="preserve"> </w:t>
+      </w:r>
+      <w:proofErr w:type="spellStart"/>
+      <w:r>
+        <w:rPr>
+          <w:lang w:val="es-CO"/>
+        </w:rPr>
+        <w:t>twos</w:t>
+      </w:r>
+      <w:proofErr w:type="spellEnd"/>
+      <w:r>
+        <w:rPr>
+          <w:lang w:val="es-CO"/>
+        </w:rPr>
+        <w:t xml:space="preserve"> (2, 4, 6, 8, 10…)</w:t>
       </w:r>
     </w:p>
     <w:p>
@@ -2023,7 +2169,35 @@
         <w:rPr>
           <w:lang w:val="es-CO"/>
         </w:rPr>
-        <w:t>5s = end in 0 or 5</w:t>
+        <w:t xml:space="preserve">5s = </w:t>
+      </w:r>
+      <w:proofErr w:type="spellStart"/>
+      <w:r>
+        <w:rPr>
+          <w:lang w:val="es-CO"/>
+        </w:rPr>
+        <w:t>end</w:t>
+      </w:r>
+      <w:proofErr w:type="spellEnd"/>
+      <w:r>
+        <w:rPr>
+          <w:lang w:val="es-CO"/>
+        </w:rPr>
+        <w:t xml:space="preserve"> in 0 </w:t>
+      </w:r>
+      <w:proofErr w:type="spellStart"/>
+      <w:r>
+        <w:rPr>
+          <w:lang w:val="es-CO"/>
+        </w:rPr>
+        <w:t>or</w:t>
+      </w:r>
+      <w:proofErr w:type="spellEnd"/>
+      <w:r>
+        <w:rPr>
+          <w:lang w:val="es-CO"/>
+        </w:rPr>
+        <w:t xml:space="preserve"> 5</w:t>
       </w:r>
     </w:p>
     <w:p>
@@ -2040,8 +2214,44 @@
         <w:rPr>
           <w:lang w:val="es-CO"/>
         </w:rPr>
-        <w:t>10s = always add a zero</w:t>
-      </w:r>
+        <w:t xml:space="preserve">10s = </w:t>
+      </w:r>
+      <w:proofErr w:type="spellStart"/>
+      <w:r>
+        <w:rPr>
+          <w:lang w:val="es-CO"/>
+        </w:rPr>
+        <w:t>always</w:t>
+      </w:r>
+      <w:proofErr w:type="spellEnd"/>
+      <w:r>
+        <w:rPr>
+          <w:lang w:val="es-CO"/>
+        </w:rPr>
+        <w:t xml:space="preserve"> </w:t>
+      </w:r>
+      <w:proofErr w:type="spellStart"/>
+      <w:r>
+        <w:rPr>
+          <w:lang w:val="es-CO"/>
+        </w:rPr>
+        <w:t>add</w:t>
+      </w:r>
+      <w:proofErr w:type="spellEnd"/>
+      <w:r>
+        <w:rPr>
+          <w:lang w:val="es-CO"/>
+        </w:rPr>
+        <w:t xml:space="preserve"> a </w:t>
+      </w:r>
+      <w:proofErr w:type="spellStart"/>
+      <w:r>
+        <w:rPr>
+          <w:lang w:val="es-CO"/>
+        </w:rPr>
+        <w:t>zero</w:t>
+      </w:r>
+      <w:proofErr w:type="spellEnd"/>
     </w:p>
     <w:p>
       <w:pPr>
@@ -2361,11 +2571,33 @@
           <w:lang w:val="es-CO"/>
         </w:rPr>
       </w:pPr>
+      <w:proofErr w:type="spellStart"/>
       <w:r>
         <w:rPr>
           <w:lang w:val="es-CO"/>
         </w:rPr>
-        <w:t>For example:</w:t>
+        <w:t>For</w:t>
+      </w:r>
+      <w:proofErr w:type="spellEnd"/>
+      <w:r>
+        <w:rPr>
+          <w:lang w:val="es-CO"/>
+        </w:rPr>
+        <w:t xml:space="preserve"> </w:t>
+      </w:r>
+      <w:proofErr w:type="spellStart"/>
+      <w:r>
+        <w:rPr>
+          <w:lang w:val="es-CO"/>
+        </w:rPr>
+        <w:t>example</w:t>
+      </w:r>
+      <w:proofErr w:type="spellEnd"/>
+      <w:r>
+        <w:rPr>
+          <w:lang w:val="es-CO"/>
+        </w:rPr>
+        <w:t>:</w:t>
       </w:r>
     </w:p>
     <w:p>
